--- a/1. FLOODSENSE-MAIN/MAIN FILESS/DIAGRAMS/Flowchart.docx
+++ b/1. FLOODSENSE-MAIN/MAIN FILESS/DIAGRAMS/Flowchart.docx
@@ -2,6 +2,8 @@
 <file path=word/document.xml><?xml version="1.0" encoding="utf-8"?>
 <w:document xmlns:wpc="http://schemas.microsoft.com/office/word/2010/wordprocessingCanvas" xmlns:cx="http://schemas.microsoft.com/office/drawing/2014/chartex" xmlns:cx1="http://schemas.microsoft.com/office/drawing/2015/9/8/chartex" xmlns:cx2="http://schemas.microsoft.com/office/drawing/2015/10/21/chartex" xmlns:cx3="http://schemas.microsoft.com/office/drawing/2016/5/9/chartex" xmlns:cx4="http://schemas.microsoft.com/office/drawing/2016/5/10/chartex" xmlns:cx5="http://schemas.microsoft.com/office/drawing/2016/5/11/chartex" xmlns:cx6="http://schemas.microsoft.com/office/drawing/2016/5/12/chartex" xmlns:cx7="http://schemas.microsoft.com/office/drawing/2016/5/13/chartex" xmlns:cx8="http://schemas.microsoft.com/office/drawing/2016/5/14/chartex" xmlns:mc="http://schemas.openxmlformats.org/markup-compatibility/2006" xmlns:aink="http://schemas.microsoft.com/office/drawing/2016/ink" xmlns:am3d="http://schemas.microsoft.com/office/drawing/2017/model3d" xmlns:o="urn:schemas-microsoft-com:office:office" xmlns:r="http://schemas.openxmlformats.org/officeDocument/2006/relationships" xmlns:m="http://schemas.openxmlformats.org/officeDocument/2006/math" xmlns:v="urn:schemas-microsoft-com:vml" xmlns:wp14="http://schemas.microsoft.com/office/word/2010/wordprocessingDrawing" xmlns:wp="http://schemas.openxmlformats.org/drawingml/2006/wordprocessingDrawing" xmlns:w10="urn:schemas-microsoft-com:office:word" xmlns:w="http://schemas.openxmlformats.org/wordprocessingml/2006/main" xmlns:w14="http://schemas.microsoft.com/office/word/2010/wordml" xmlns:w15="http://schemas.microsoft.com/office/word/2012/wordml" xmlns:w16cid="http://schemas.microsoft.com/office/word/2016/wordml/cid" xmlns:w16se="http://schemas.microsoft.com/office/word/2015/wordml/symex" xmlns:wpg="http://schemas.microsoft.com/office/word/2010/wordprocessingGroup" xmlns:wpi="http://schemas.microsoft.com/office/word/2010/wordprocessingInk" xmlns:wne="http://schemas.microsoft.com/office/word/2006/wordml" xmlns:wps="http://schemas.microsoft.com/office/word/2010/wordprocessingShape" mc:Ignorable="w14 w15 w16se w16cid wp14">
   <w:body>
+    <w:bookmarkStart w:id="0" w:name="_GoBack"/>
+    <w:bookmarkEnd w:id="0"/>
     <w:p>
       <w:pPr>
         <w:spacing w:after="0"/>
@@ -503,44 +505,15 @@
                       <wps:txbx>
                         <w:txbxContent>
                           <w:p>
-                            <w:pPr>
-                              <w:spacing w:after="0"/>
-                              <w:jc w:val="center"/>
+                            <w:r>
                               <w:rPr>
                                 <w:rFonts w:ascii="Arial" w:hAnsi="Arial" w:cs="Arial"/>
                                 <w:color w:val="000000"/>
                                 <w:sz w:val="13"/>
                               </w:rPr>
-                            </w:pPr>
-                            <w:r>
-                              <w:rPr>
-                                <w:rFonts w:ascii="Arial" w:hAnsi="Arial" w:cs="Arial"/>
-                                <w:color w:val="000000"/>
-                                <w:sz w:val="13"/>
-                              </w:rPr>
-                              <w:t>Within supported</w:t>
+                              <w:t>Within supported assessment area?</w:t>
                             </w:r>
                           </w:p>
-                          <w:p>
-                            <w:pPr>
-                              <w:spacing w:after="0"/>
-                              <w:jc w:val="center"/>
-                              <w:rPr>
-                                <w:rFonts w:ascii="Arial" w:hAnsi="Arial" w:cs="Arial"/>
-                                <w:color w:val="000000"/>
-                                <w:sz w:val="13"/>
-                              </w:rPr>
-                            </w:pPr>
-                            <w:r>
-                              <w:rPr>
-                                <w:rFonts w:ascii="Arial" w:hAnsi="Arial" w:cs="Arial"/>
-                                <w:color w:val="000000"/>
-                                <w:sz w:val="13"/>
-                              </w:rPr>
-                              <w:t>approved area?</w:t>
-                            </w:r>
-                          </w:p>
-                          <w:p/>
                         </w:txbxContent>
                       </wps:txbx>
                       <wps:bodyPr rot="0" spcFirstLastPara="0" vertOverflow="overflow" horzOverflow="overflow" vert="horz" wrap="square" lIns="91440" tIns="45720" rIns="91440" bIns="45720" numCol="1" spcCol="0" rtlCol="0" fromWordArt="0" anchor="t" anchorCtr="0" forceAA="0" compatLnSpc="1">
@@ -557,48 +530,23 @@
           </mc:Choice>
           <mc:Fallback>
             <w:pict>
-              <v:shape w14:anchorId="6B681133" id="Text Box 184" o:spid="_x0000_s1028" type="#_x0000_t202" style="position:absolute;margin-left:225.95pt;margin-top:422.95pt;width:77.2pt;height:39.15pt;z-index:251972608;visibility:visible;mso-wrap-style:square;mso-wrap-distance-left:9pt;mso-wrap-distance-top:0;mso-wrap-distance-right:9pt;mso-wrap-distance-bottom:0;mso-position-horizontal:absolute;mso-position-horizontal-relative:text;mso-position-vertical:absolute;mso-position-vertical-relative:text;v-text-anchor:top" o:gfxdata="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" filled="f" stroked="f" strokeweight=".5pt">
+              <v:shapetype w14:anchorId="6B681133" id="_x0000_t202" coordsize="21600,21600" o:spt="202" path="m,l,21600r21600,l21600,xe">
+                <v:stroke joinstyle="miter"/>
+                <v:path gradientshapeok="t" o:connecttype="rect"/>
+              </v:shapetype>
+              <v:shape id="Text Box 184" o:spid="_x0000_s1028" type="#_x0000_t202" style="position:absolute;margin-left:225.95pt;margin-top:422.95pt;width:77.2pt;height:39.15pt;z-index:251972608;visibility:visible;mso-wrap-style:square;mso-wrap-distance-left:9pt;mso-wrap-distance-top:0;mso-wrap-distance-right:9pt;mso-wrap-distance-bottom:0;mso-position-horizontal:absolute;mso-position-horizontal-relative:text;mso-position-vertical:absolute;mso-position-vertical-relative:text;v-text-anchor:top" o:gfxdata="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" filled="f" stroked="f" strokeweight=".5pt">
                 <v:textbox>
                   <w:txbxContent>
                     <w:p>
-                      <w:pPr>
-                        <w:spacing w:after="0"/>
-                        <w:jc w:val="center"/>
+                      <w:r>
                         <w:rPr>
                           <w:rFonts w:ascii="Arial" w:hAnsi="Arial" w:cs="Arial"/>
                           <w:color w:val="000000"/>
                           <w:sz w:val="13"/>
                         </w:rPr>
-                      </w:pPr>
-                      <w:r>
-                        <w:rPr>
-                          <w:rFonts w:ascii="Arial" w:hAnsi="Arial" w:cs="Arial"/>
-                          <w:color w:val="000000"/>
-                          <w:sz w:val="13"/>
-                        </w:rPr>
-                        <w:t>Within supported</w:t>
+                        <w:t>Within supported assessment area?</w:t>
                       </w:r>
                     </w:p>
-                    <w:p>
-                      <w:pPr>
-                        <w:spacing w:after="0"/>
-                        <w:jc w:val="center"/>
-                        <w:rPr>
-                          <w:rFonts w:ascii="Arial" w:hAnsi="Arial" w:cs="Arial"/>
-                          <w:color w:val="000000"/>
-                          <w:sz w:val="13"/>
-                        </w:rPr>
-                      </w:pPr>
-                      <w:r>
-                        <w:rPr>
-                          <w:rFonts w:ascii="Arial" w:hAnsi="Arial" w:cs="Arial"/>
-                          <w:color w:val="000000"/>
-                          <w:sz w:val="13"/>
-                        </w:rPr>
-                        <w:t>approved area?</w:t>
-                      </w:r>
-                    </w:p>
-                    <w:p/>
                   </w:txbxContent>
                 </v:textbox>
               </v:shape>
@@ -4732,26 +4680,7 @@
                                 <w:color w:val="000000"/>
                                 <w:sz w:val="13"/>
                               </w:rPr>
-                              <w:t>Display Low, Moderate, High, or Very High</w:t>
-                            </w:r>
-                          </w:p>
-                          <w:p>
-                            <w:pPr>
-                              <w:spacing w:after="0"/>
-                              <w:jc w:val="center"/>
-                              <w:rPr>
-                                <w:rFonts w:ascii="Arial" w:hAnsi="Arial" w:cs="Arial"/>
-                                <w:color w:val="000000"/>
-                                <w:sz w:val="13"/>
-                              </w:rPr>
-                            </w:pPr>
-                            <w:r>
-                              <w:rPr>
-                                <w:rFonts w:ascii="Arial" w:hAnsi="Arial" w:cs="Arial"/>
-                                <w:color w:val="000000"/>
-                                <w:sz w:val="13"/>
-                              </w:rPr>
-                              <w:t>result, GIS map, and explanation</w:t>
+                              <w:t>Display four-level result, reference map, and explanation</w:t>
                             </w:r>
                           </w:p>
                         </w:txbxContent>
@@ -4789,26 +4718,7 @@
                           <w:color w:val="000000"/>
                           <w:sz w:val="13"/>
                         </w:rPr>
-                        <w:t>Display Low, Moderate, High, or Very High</w:t>
-                      </w:r>
-                    </w:p>
-                    <w:p>
-                      <w:pPr>
-                        <w:spacing w:after="0"/>
-                        <w:jc w:val="center"/>
-                        <w:rPr>
-                          <w:rFonts w:ascii="Arial" w:hAnsi="Arial" w:cs="Arial"/>
-                          <w:color w:val="000000"/>
-                          <w:sz w:val="13"/>
-                        </w:rPr>
-                      </w:pPr>
-                      <w:r>
-                        <w:rPr>
-                          <w:rFonts w:ascii="Arial" w:hAnsi="Arial" w:cs="Arial"/>
-                          <w:color w:val="000000"/>
-                          <w:sz w:val="13"/>
-                        </w:rPr>
-                        <w:t>result, GIS map, and explanation</w:t>
+                        <w:t>Display four-level result, reference map, and explanation</w:t>
                       </w:r>
                     </w:p>
                   </w:txbxContent>
@@ -5116,7 +5026,7 @@
                                 <w:color w:val="000000"/>
                                 <w:sz w:val="13"/>
                               </w:rPr>
-                              <w:t>Evaluate active approved expert rules</w:t>
+                              <w:t>Evaluate configured deterministic expert rules</w:t>
                             </w:r>
                           </w:p>
                         </w:txbxContent>
@@ -5154,7 +5064,7 @@
                           <w:color w:val="000000"/>
                           <w:sz w:val="13"/>
                         </w:rPr>
-                        <w:t>Evaluate active approved expert rules</w:t>
+                        <w:t>Evaluate configured deterministic expert rules</w:t>
                       </w:r>
                     </w:p>
                   </w:txbxContent>
@@ -10057,7 +9967,7 @@
                                 <w:color w:val="000000"/>
                                 <w:sz w:val="13"/>
                               </w:rPr>
-                              <w:t>Open external map or navigation service</w:t>
+                              <w:t>Display center reference pin on map</w:t>
                             </w:r>
                           </w:p>
                         </w:txbxContent>
@@ -10095,7 +10005,7 @@
                           <w:color w:val="000000"/>
                           <w:sz w:val="13"/>
                         </w:rPr>
-                        <w:t>Open external map or navigation service</w:t>
+                        <w:t>Display center reference pin on map</w:t>
                       </w:r>
                     </w:p>
                   </w:txbxContent>
@@ -10671,7 +10581,7 @@
                                 <w:color w:val="000000"/>
                                 <w:sz w:val="13"/>
                               </w:rPr>
-                              <w:t>Display center details and validation date</w:t>
+                              <w:t>Display center details and source status</w:t>
                             </w:r>
                           </w:p>
                         </w:txbxContent>
@@ -10709,7 +10619,7 @@
                           <w:color w:val="000000"/>
                           <w:sz w:val="13"/>
                         </w:rPr>
-                        <w:t>Display center details and validation date</w:t>
+                        <w:t>Display center details and source status</w:t>
                       </w:r>
                     </w:p>
                   </w:txbxContent>
@@ -10907,7 +10817,7 @@
                                 <w:color w:val="000000"/>
                                 <w:sz w:val="13"/>
                               </w:rPr>
-                              <w:t>Retrieve verified evacuation center records</w:t>
+                              <w:t>Retrieve eligible center references</w:t>
                             </w:r>
                           </w:p>
                         </w:txbxContent>
@@ -10945,7 +10855,7 @@
                           <w:color w:val="000000"/>
                           <w:sz w:val="13"/>
                         </w:rPr>
-                        <w:t>Retrieve verified evacuation center records</w:t>
+                        <w:t>Retrieve eligible center references</w:t>
                       </w:r>
                     </w:p>
                   </w:txbxContent>
@@ -11269,7 +11179,7 @@
                                 <w:color w:val="000000"/>
                                 <w:sz w:val="14"/>
                               </w:rPr>
-                              <w:t>Retrieve approved DSS content</w:t>
+                              <w:t>Retrieve eligible DSS content</w:t>
                             </w:r>
                           </w:p>
                         </w:txbxContent>
@@ -11307,7 +11217,7 @@
                           <w:color w:val="000000"/>
                           <w:sz w:val="14"/>
                         </w:rPr>
-                        <w:t>Retrieve approved DSS content</w:t>
+                        <w:t>Retrieve eligible DSS content</w:t>
                       </w:r>
                     </w:p>
                   </w:txbxContent>
@@ -12398,44 +12308,15 @@
                       <wps:txbx>
                         <w:txbxContent>
                           <w:p>
-                            <w:pPr>
-                              <w:spacing w:after="0"/>
-                              <w:jc w:val="center"/>
+                            <w:r>
                               <w:rPr>
                                 <w:rFonts w:ascii="Arial" w:hAnsi="Arial" w:cs="Arial"/>
                                 <w:color w:val="000000"/>
                                 <w:sz w:val="13"/>
                               </w:rPr>
-                            </w:pPr>
-                            <w:r>
-                              <w:rPr>
-                                <w:rFonts w:ascii="Arial" w:hAnsi="Arial" w:cs="Arial"/>
-                                <w:color w:val="000000"/>
-                                <w:sz w:val="13"/>
-                              </w:rPr>
-                              <w:t>External directions</w:t>
+                              <w:t>View center on reference map?</w:t>
                             </w:r>
                           </w:p>
-                          <w:p>
-                            <w:pPr>
-                              <w:spacing w:after="0"/>
-                              <w:jc w:val="center"/>
-                              <w:rPr>
-                                <w:rFonts w:ascii="Arial" w:hAnsi="Arial" w:cs="Arial"/>
-                                <w:color w:val="000000"/>
-                                <w:sz w:val="13"/>
-                              </w:rPr>
-                            </w:pPr>
-                            <w:r>
-                              <w:rPr>
-                                <w:rFonts w:ascii="Arial" w:hAnsi="Arial" w:cs="Arial"/>
-                                <w:color w:val="000000"/>
-                                <w:sz w:val="13"/>
-                              </w:rPr>
-                              <w:t>requested?</w:t>
-                            </w:r>
-                          </w:p>
-                          <w:p/>
                         </w:txbxContent>
                       </wps:txbx>
                       <wps:bodyPr rot="0" spcFirstLastPara="0" vertOverflow="overflow" horzOverflow="overflow" vert="horz" wrap="square" lIns="91440" tIns="45720" rIns="91440" bIns="45720" numCol="1" spcCol="0" rtlCol="0" fromWordArt="0" anchor="t" anchorCtr="0" forceAA="0" compatLnSpc="1">
@@ -12456,44 +12337,15 @@
                 <v:textbox>
                   <w:txbxContent>
                     <w:p>
-                      <w:pPr>
-                        <w:spacing w:after="0"/>
-                        <w:jc w:val="center"/>
+                      <w:r>
                         <w:rPr>
                           <w:rFonts w:ascii="Arial" w:hAnsi="Arial" w:cs="Arial"/>
                           <w:color w:val="000000"/>
                           <w:sz w:val="13"/>
                         </w:rPr>
-                      </w:pPr>
-                      <w:r>
-                        <w:rPr>
-                          <w:rFonts w:ascii="Arial" w:hAnsi="Arial" w:cs="Arial"/>
-                          <w:color w:val="000000"/>
-                          <w:sz w:val="13"/>
-                        </w:rPr>
-                        <w:t>External directions</w:t>
+                        <w:t>View center on reference map?</w:t>
                       </w:r>
                     </w:p>
-                    <w:p>
-                      <w:pPr>
-                        <w:spacing w:after="0"/>
-                        <w:jc w:val="center"/>
-                        <w:rPr>
-                          <w:rFonts w:ascii="Arial" w:hAnsi="Arial" w:cs="Arial"/>
-                          <w:color w:val="000000"/>
-                          <w:sz w:val="13"/>
-                        </w:rPr>
-                      </w:pPr>
-                      <w:r>
-                        <w:rPr>
-                          <w:rFonts w:ascii="Arial" w:hAnsi="Arial" w:cs="Arial"/>
-                          <w:color w:val="000000"/>
-                          <w:sz w:val="13"/>
-                        </w:rPr>
-                        <w:t>requested?</w:t>
-                      </w:r>
-                    </w:p>
-                    <w:p/>
                   </w:txbxContent>
                 </v:textbox>
               </v:shape>
@@ -12543,44 +12395,15 @@
                       <wps:txbx>
                         <w:txbxContent>
                           <w:p>
-                            <w:pPr>
-                              <w:spacing w:after="0"/>
-                              <w:jc w:val="center"/>
+                            <w:r>
                               <w:rPr>
                                 <w:rFonts w:ascii="Arial" w:hAnsi="Arial" w:cs="Arial"/>
                                 <w:color w:val="000000"/>
                                 <w:sz w:val="13"/>
                               </w:rPr>
-                            </w:pPr>
-                            <w:r>
-                              <w:rPr>
-                                <w:rFonts w:ascii="Arial" w:hAnsi="Arial" w:cs="Arial"/>
-                                <w:color w:val="000000"/>
-                                <w:sz w:val="13"/>
-                              </w:rPr>
-                              <w:t>Current verified</w:t>
+                              <w:t>Eligible reference records available?</w:t>
                             </w:r>
                           </w:p>
-                          <w:p>
-                            <w:pPr>
-                              <w:spacing w:after="0"/>
-                              <w:jc w:val="center"/>
-                              <w:rPr>
-                                <w:rFonts w:ascii="Arial" w:hAnsi="Arial" w:cs="Arial"/>
-                                <w:color w:val="000000"/>
-                                <w:sz w:val="13"/>
-                              </w:rPr>
-                            </w:pPr>
-                            <w:r>
-                              <w:rPr>
-                                <w:rFonts w:ascii="Arial" w:hAnsi="Arial" w:cs="Arial"/>
-                                <w:color w:val="000000"/>
-                                <w:sz w:val="13"/>
-                              </w:rPr>
-                              <w:t>records available?</w:t>
-                            </w:r>
-                          </w:p>
-                          <w:p/>
                         </w:txbxContent>
                       </wps:txbx>
                       <wps:bodyPr rot="0" spcFirstLastPara="0" vertOverflow="overflow" horzOverflow="overflow" vert="horz" wrap="square" lIns="91440" tIns="45720" rIns="91440" bIns="45720" numCol="1" spcCol="0" rtlCol="0" fromWordArt="0" anchor="t" anchorCtr="0" forceAA="0" compatLnSpc="1">
@@ -12601,44 +12424,15 @@
                 <v:textbox>
                   <w:txbxContent>
                     <w:p>
-                      <w:pPr>
-                        <w:spacing w:after="0"/>
-                        <w:jc w:val="center"/>
+                      <w:r>
                         <w:rPr>
                           <w:rFonts w:ascii="Arial" w:hAnsi="Arial" w:cs="Arial"/>
                           <w:color w:val="000000"/>
                           <w:sz w:val="13"/>
                         </w:rPr>
-                      </w:pPr>
-                      <w:r>
-                        <w:rPr>
-                          <w:rFonts w:ascii="Arial" w:hAnsi="Arial" w:cs="Arial"/>
-                          <w:color w:val="000000"/>
-                          <w:sz w:val="13"/>
-                        </w:rPr>
-                        <w:t>Current verified</w:t>
+                        <w:t>Eligible reference records available?</w:t>
                       </w:r>
                     </w:p>
-                    <w:p>
-                      <w:pPr>
-                        <w:spacing w:after="0"/>
-                        <w:jc w:val="center"/>
-                        <w:rPr>
-                          <w:rFonts w:ascii="Arial" w:hAnsi="Arial" w:cs="Arial"/>
-                          <w:color w:val="000000"/>
-                          <w:sz w:val="13"/>
-                        </w:rPr>
-                      </w:pPr>
-                      <w:r>
-                        <w:rPr>
-                          <w:rFonts w:ascii="Arial" w:hAnsi="Arial" w:cs="Arial"/>
-                          <w:color w:val="000000"/>
-                          <w:sz w:val="13"/>
-                        </w:rPr>
-                        <w:t>records available?</w:t>
-                      </w:r>
-                    </w:p>
-                    <w:p/>
                   </w:txbxContent>
                 </v:textbox>
               </v:shape>
@@ -12868,7 +12662,7 @@
                                 <w:color w:val="000000"/>
                                 <w:sz w:val="16"/>
                               </w:rPr>
-                              <w:t>Appendix Figure 14. Authorized Administrator Content and Rule Publication Flowchart of FloodSense</w:t>
+                              <w:t>Appendix Figure 14. Authorized Administrator Content Review and Publication Flowchart of FloodSense</w:t>
                             </w:r>
                           </w:p>
                         </w:txbxContent>
@@ -12906,7 +12700,7 @@
                           <w:color w:val="000000"/>
                           <w:sz w:val="16"/>
                         </w:rPr>
-                        <w:t>Appendix Figure 14. Authorized Administrator Content and Rule Publication Flowchart of FloodSense</w:t>
+                        <w:t>Appendix Figure 14. Authorized Administrator Content Review and Publication Flowchart of FloodSense</w:t>
                       </w:r>
                     </w:p>
                   </w:txbxContent>
@@ -15516,7 +15310,7 @@
                                 <w:color w:val="000000"/>
                                 <w:sz w:val="13"/>
                               </w:rPr>
-                              <w:t>Record rollback audit entry</w:t>
+                              <w:t>Record status-change audit entry</w:t>
                             </w:r>
                           </w:p>
                         </w:txbxContent>
@@ -15554,7 +15348,7 @@
                           <w:color w:val="000000"/>
                           <w:sz w:val="13"/>
                         </w:rPr>
-                        <w:t>Record rollback audit entry</w:t>
+                        <w:t>Record status-change audit entry</w:t>
                       </w:r>
                     </w:p>
                   </w:txbxContent>
@@ -15642,7 +15436,7 @@
                                 <w:color w:val="000000"/>
                                 <w:sz w:val="13"/>
                               </w:rPr>
-                              <w:t>Restore approved prior version</w:t>
+                              <w:t>Unpublish or deactivate eligible content</w:t>
                             </w:r>
                           </w:p>
                         </w:txbxContent>
@@ -15680,7 +15474,7 @@
                           <w:color w:val="000000"/>
                           <w:sz w:val="13"/>
                         </w:rPr>
-                        <w:t>Restore approved prior version</w:t>
+                        <w:t>Unpublish or deactivate eligible content</w:t>
                       </w:r>
                     </w:p>
                   </w:txbxContent>
@@ -16272,26 +16066,7 @@
                                 <w:color w:val="000000"/>
                                 <w:sz w:val="13"/>
                               </w:rPr>
-                              <w:t>Rollback</w:t>
-                            </w:r>
-                          </w:p>
-                          <w:p>
-                            <w:pPr>
-                              <w:spacing w:after="0"/>
-                              <w:jc w:val="center"/>
-                              <w:rPr>
-                                <w:rFonts w:ascii="Arial" w:hAnsi="Arial" w:cs="Arial"/>
-                                <w:color w:val="000000"/>
-                                <w:sz w:val="13"/>
-                              </w:rPr>
-                            </w:pPr>
-                            <w:r>
-                              <w:rPr>
-                                <w:rFonts w:ascii="Arial" w:hAnsi="Arial" w:cs="Arial"/>
-                                <w:color w:val="000000"/>
-                                <w:sz w:val="13"/>
-                              </w:rPr>
-                              <w:t>required?</w:t>
+                              <w:t>Content status change required?</w:t>
                             </w:r>
                           </w:p>
                         </w:txbxContent>
@@ -16310,7 +16085,11 @@
           </mc:Choice>
           <mc:Fallback>
             <w:pict>
-              <v:shape w14:anchorId="1AD9B14D" id="Diamond 138" o:spid="_x0000_s1110" type="#_x0000_t4" style="position:absolute;margin-left:248pt;margin-top:608.95pt;width:100pt;height:52pt;z-index:251691008;visibility:visible;mso-wrap-style:square;mso-wrap-distance-left:9pt;mso-wrap-distance-top:0;mso-wrap-distance-right:9pt;mso-wrap-distance-bottom:0;mso-position-horizontal:absolute;mso-position-horizontal-relative:page;mso-position-vertical:absolute;mso-position-vertical-relative:page;v-text-anchor:middle" o:gfxdata="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" fillcolor="#ffc000" strokeweight="1.1pt">
+              <v:shapetype w14:anchorId="1AD9B14D" id="_x0000_t4" coordsize="21600,21600" o:spt="4" path="m10800,l,10800,10800,21600,21600,10800xe">
+                <v:stroke joinstyle="miter"/>
+                <v:path gradientshapeok="t" o:connecttype="rect" textboxrect="5400,5400,16200,16200"/>
+              </v:shapetype>
+              <v:shape id="Diamond 138" o:spid="_x0000_s1110" type="#_x0000_t4" style="position:absolute;margin-left:248pt;margin-top:608.95pt;width:100pt;height:52pt;z-index:251691008;visibility:visible;mso-wrap-style:square;mso-wrap-distance-left:9pt;mso-wrap-distance-top:0;mso-wrap-distance-right:9pt;mso-wrap-distance-bottom:0;mso-position-horizontal:absolute;mso-position-horizontal-relative:page;mso-position-vertical:absolute;mso-position-vertical-relative:page;v-text-anchor:middle" o:gfxdata="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" fillcolor="#ffc000" strokeweight="1.1pt">
                 <v:textbox inset="4pt,1pt,4pt,1pt">
                   <w:txbxContent>
                     <w:p>
@@ -16329,26 +16108,7 @@
                           <w:color w:val="000000"/>
                           <w:sz w:val="13"/>
                         </w:rPr>
-                        <w:t>Rollback</w:t>
-                      </w:r>
-                    </w:p>
-                    <w:p>
-                      <w:pPr>
-                        <w:spacing w:after="0"/>
-                        <w:jc w:val="center"/>
-                        <w:rPr>
-                          <w:rFonts w:ascii="Arial" w:hAnsi="Arial" w:cs="Arial"/>
-                          <w:color w:val="000000"/>
-                          <w:sz w:val="13"/>
-                        </w:rPr>
-                      </w:pPr>
-                      <w:r>
-                        <w:rPr>
-                          <w:rFonts w:ascii="Arial" w:hAnsi="Arial" w:cs="Arial"/>
-                          <w:color w:val="000000"/>
-                          <w:sz w:val="13"/>
-                        </w:rPr>
-                        <w:t>required?</w:t>
+                        <w:t>Content status change required?</w:t>
                       </w:r>
                     </w:p>
                   </w:txbxContent>
@@ -16562,7 +16322,7 @@
                                 <w:color w:val="000000"/>
                                 <w:sz w:val="13"/>
                               </w:rPr>
-                              <w:t>Publish and activate approved version</w:t>
+                              <w:t>Publish eligible reviewed content</w:t>
                             </w:r>
                           </w:p>
                         </w:txbxContent>
@@ -16600,7 +16360,7 @@
                           <w:color w:val="000000"/>
                           <w:sz w:val="13"/>
                         </w:rPr>
-                        <w:t>Publish and activate approved version</w:t>
+                        <w:t>Publish eligible reviewed content</w:t>
                       </w:r>
                     </w:p>
                   </w:txbxContent>
@@ -17160,7 +16920,7 @@
                                 <w:color w:val="000000"/>
                                 <w:sz w:val="12"/>
                               </w:rPr>
-                              <w:t>Select data, GIS layers, rules, DSS/evacuation content, or user access</w:t>
+                              <w:t>Select source, map, rainfall, DSS, or center records</w:t>
                             </w:r>
                           </w:p>
                         </w:txbxContent>
@@ -17198,7 +16958,7 @@
                           <w:color w:val="000000"/>
                           <w:sz w:val="12"/>
                         </w:rPr>
-                        <w:t>Select data, GIS layers, rules, DSS/evacuation content, or user access</w:t>
+                        <w:t>Select source, map, rainfall, DSS, or center records</w:t>
                       </w:r>
                     </w:p>
                   </w:txbxContent>
@@ -17639,7 +17399,7 @@
                                 <w:color w:val="000000"/>
                                 <w:sz w:val="16"/>
                               </w:rPr>
-                              <w:t>Authorized Administrator Content and Rule Publication Flowchart</w:t>
+                              <w:t>Authorized Administrator Content Review and Publication Flowchart</w:t>
                             </w:r>
                           </w:p>
                         </w:txbxContent>
@@ -17679,7 +17439,7 @@
                           <w:color w:val="000000"/>
                           <w:sz w:val="16"/>
                         </w:rPr>
-                        <w:t>Authorized Administrator Content and Rule Publication Flowchart</w:t>
+                        <w:t>Authorized Administrator Content Review and Publication Flowchart</w:t>
                       </w:r>
                     </w:p>
                   </w:txbxContent>
@@ -17881,8 +17641,6 @@
           <w:sz w:val="2"/>
         </w:rPr>
       </w:pPr>
-      <w:bookmarkStart w:id="0" w:name="_GoBack"/>
-      <w:bookmarkEnd w:id="0"/>
       <w:r>
         <w:rPr>
           <w:noProof/>
